--- a/PROGETTAZIONE.docx
+++ b/PROGETTAZIONE.docx
@@ -80,17 +80,17 @@
           <w:sz w:val="28"/>
           <w:szCs w:val="28"/>
         </w:rPr>
-        <w:t>PM_Collegio</w:t>
+        <w:t>PM_</w:t>
+      </w:r>
+      <w:r>
+        <w:rPr>
+          <w:color w:val="333333"/>
+          <w:sz w:val="28"/>
+          <w:szCs w:val="28"/>
+        </w:rPr>
+        <w:t>Collegio</w:t>
       </w:r>
       <w:proofErr w:type="spellEnd"/>
-      <w:r>
-        <w:rPr>
-          <w:color w:val="333333"/>
-          <w:sz w:val="28"/>
-          <w:szCs w:val="28"/>
-        </w:rPr>
-        <w:t xml:space="preserve"> </w:t>
-      </w:r>
       <w:r>
         <w:rPr>
           <w:color w:val="333333"/>
@@ -161,12 +161,6 @@
         <w:gridCol w:w="4845"/>
       </w:tblGrid>
       <w:tr>
-        <w:tblPrEx>
-          <w:tblCellMar>
-            <w:top w:w="0" w:type="dxa"/>
-            <w:bottom w:w="0" w:type="dxa"/>
-          </w:tblCellMar>
-        </w:tblPrEx>
         <w:trPr>
           <w:trHeight w:val="350"/>
           <w:jc w:val="center"/>
@@ -249,12 +243,6 @@
         </w:tc>
       </w:tr>
       <w:tr>
-        <w:tblPrEx>
-          <w:tblCellMar>
-            <w:top w:w="0" w:type="dxa"/>
-            <w:bottom w:w="0" w:type="dxa"/>
-          </w:tblCellMar>
-        </w:tblPrEx>
         <w:trPr>
           <w:trHeight w:val="366"/>
           <w:jc w:val="center"/>
@@ -328,12 +316,6 @@
         </w:tc>
       </w:tr>
       <w:tr>
-        <w:tblPrEx>
-          <w:tblCellMar>
-            <w:top w:w="0" w:type="dxa"/>
-            <w:bottom w:w="0" w:type="dxa"/>
-          </w:tblCellMar>
-        </w:tblPrEx>
         <w:trPr>
           <w:trHeight w:val="350"/>
           <w:jc w:val="center"/>
@@ -407,12 +389,6 @@
         </w:tc>
       </w:tr>
       <w:tr>
-        <w:tblPrEx>
-          <w:tblCellMar>
-            <w:top w:w="0" w:type="dxa"/>
-            <w:bottom w:w="0" w:type="dxa"/>
-          </w:tblCellMar>
-        </w:tblPrEx>
         <w:trPr>
           <w:trHeight w:val="366"/>
           <w:jc w:val="center"/>
@@ -480,18 +456,12 @@
                 <w:sz w:val="28"/>
                 <w:szCs w:val="28"/>
               </w:rPr>
-              <w:t>11 giugno 2026</w:t>
+              <w:t>giugno 2026</w:t>
             </w:r>
           </w:p>
         </w:tc>
       </w:tr>
       <w:tr>
-        <w:tblPrEx>
-          <w:tblCellMar>
-            <w:top w:w="0" w:type="dxa"/>
-            <w:bottom w:w="0" w:type="dxa"/>
-          </w:tblCellMar>
-        </w:tblPrEx>
         <w:trPr>
           <w:trHeight w:val="716"/>
           <w:jc w:val="center"/>
@@ -637,16 +607,16 @@
           <w:sz w:val="28"/>
           <w:szCs w:val="28"/>
         </w:rPr>
-        <w:t>PM_Collegio</w:t>
+        <w:t>PM_</w:t>
+      </w:r>
+      <w:r>
+        <w:rPr>
+          <w:sz w:val="28"/>
+          <w:szCs w:val="28"/>
+        </w:rPr>
+        <w:t>Collegio</w:t>
       </w:r>
       <w:proofErr w:type="spellEnd"/>
-      <w:r>
-        <w:rPr>
-          <w:sz w:val="28"/>
-          <w:szCs w:val="28"/>
-        </w:rPr>
-        <w:t xml:space="preserve"> </w:t>
-      </w:r>
       <w:r>
         <w:rPr>
           <w:sz w:val="28"/>
@@ -706,64 +676,6 @@
           <w:szCs w:val="28"/>
         </w:rPr>
         <w:t xml:space="preserve"> è strutturato per farlo.</w:t>
-      </w:r>
-    </w:p>
-    <w:p>
-      <w:pPr>
-        <w:spacing w:after="140" w:line="300" w:lineRule="auto"/>
-        <w:jc w:val="both"/>
-        <w:rPr>
-          <w:sz w:val="28"/>
-          <w:szCs w:val="28"/>
-        </w:rPr>
-      </w:pPr>
-      <w:r>
-        <w:rPr>
-          <w:sz w:val="28"/>
-          <w:szCs w:val="28"/>
-        </w:rPr>
-        <w:t xml:space="preserve">I diagrammi sono stati ricavati dal codice sorgente del progetto (package </w:t>
-      </w:r>
-      <w:proofErr w:type="spellStart"/>
-      <w:r>
-        <w:rPr>
-          <w:rFonts w:ascii="Consolas" w:eastAsia="Consolas" w:hAnsi="Consolas" w:cs="Consolas"/>
-          <w:sz w:val="28"/>
-          <w:szCs w:val="28"/>
-          <w:shd w:val="clear" w:color="auto" w:fill="EEF1F6"/>
-        </w:rPr>
-        <w:t>it.collegio</w:t>
-      </w:r>
-      <w:proofErr w:type="spellEnd"/>
-      <w:r>
-        <w:rPr>
-          <w:rFonts w:ascii="Consolas" w:eastAsia="Consolas" w:hAnsi="Consolas" w:cs="Consolas"/>
-          <w:sz w:val="28"/>
-          <w:szCs w:val="28"/>
-          <w:shd w:val="clear" w:color="auto" w:fill="EEF1F6"/>
-        </w:rPr>
-        <w:t>.*</w:t>
-      </w:r>
-      <w:r>
-        <w:rPr>
-          <w:sz w:val="28"/>
-          <w:szCs w:val="28"/>
-        </w:rPr>
-        <w:t xml:space="preserve">) e dallo schema MySQL di </w:t>
-      </w:r>
-      <w:r>
-        <w:rPr>
-          <w:sz w:val="28"/>
-          <w:szCs w:val="28"/>
-        </w:rPr>
-        <w:t>riferimento;</w:t>
-      </w:r>
-      <w:r>
-        <w:rPr>
-          <w:sz w:val="28"/>
-          <w:szCs w:val="28"/>
-        </w:rPr>
-        <w:t xml:space="preserve"> ogni identificativo di requisito citato (RF-n, RNF-n, RI-n) rimanda alla SRS versione 1.0.</w:t>
       </w:r>
     </w:p>
     <w:p>
@@ -1054,7 +966,7 @@
           <w:sz w:val="28"/>
           <w:szCs w:val="28"/>
         </w:rPr>
-        <w:t xml:space="preserve"> v2 adotta un'architettura a strati ispirata al pattern </w:t>
+        <w:t xml:space="preserve">  adotta un'architettura a strati ispirata al pattern </w:t>
       </w:r>
       <w:r>
         <w:rPr>
@@ -1447,7 +1359,72 @@
           <w:sz w:val="28"/>
           <w:szCs w:val="28"/>
         </w:rPr>
-        <w:t xml:space="preserve"> Cliente (U), Receptionist (AR), Admin committente (AC), Admin di sistema (AS). La generalizzazione AS → AC indica che l'admin di sistema può svolgere tutte le operazioni dell'admin committente, su qualunque committente.</w:t>
+        <w:t xml:space="preserve"> Cliente (U), Receptionist (AR), Admin committente (AC), Admin di sistema (AS). La generalizzazione AS → AC indica che l'admin di sistema può svolgere tutte le operazioni dell'admin committente, su qualunque committente</w:t>
+      </w:r>
+      <w:r>
+        <w:rPr>
+          <w:sz w:val="28"/>
+          <w:szCs w:val="28"/>
+        </w:rPr>
+        <w:t xml:space="preserve">(solo per ora, in futuro quando </w:t>
+      </w:r>
+      <w:r>
+        <w:rPr>
+          <w:sz w:val="28"/>
+          <w:szCs w:val="28"/>
+        </w:rPr>
+        <w:t xml:space="preserve">il prodotto </w:t>
+      </w:r>
+      <w:r>
+        <w:rPr>
+          <w:sz w:val="28"/>
+          <w:szCs w:val="28"/>
+        </w:rPr>
+        <w:t>sarà</w:t>
+      </w:r>
+      <w:r>
+        <w:rPr>
+          <w:sz w:val="28"/>
+          <w:szCs w:val="28"/>
+        </w:rPr>
+        <w:t xml:space="preserve"> completamente </w:t>
+      </w:r>
+      <w:proofErr w:type="spellStart"/>
+      <w:r>
+        <w:rPr>
+          <w:sz w:val="28"/>
+          <w:szCs w:val="28"/>
+        </w:rPr>
+        <w:t>multiTenant</w:t>
+      </w:r>
+      <w:proofErr w:type="spellEnd"/>
+      <w:r>
+        <w:rPr>
+          <w:sz w:val="28"/>
+          <w:szCs w:val="28"/>
+        </w:rPr>
+        <w:t>,  AC potrà eseguire operazioni solo ris</w:t>
+      </w:r>
+      <w:r>
+        <w:rPr>
+          <w:sz w:val="28"/>
+          <w:szCs w:val="28"/>
+        </w:rPr>
+        <w:t>petto al proprio committente</w:t>
+      </w:r>
+      <w:r>
+        <w:rPr>
+          <w:sz w:val="28"/>
+          <w:szCs w:val="28"/>
+        </w:rPr>
+        <w:t xml:space="preserve"> </w:t>
+      </w:r>
+      <w:r>
+        <w:rPr>
+          <w:sz w:val="28"/>
+          <w:szCs w:val="28"/>
+        </w:rPr>
+        <w:t>)</w:t>
       </w:r>
     </w:p>
     <w:p>
@@ -1557,12 +1534,6 @@
         <w:gridCol w:w="1993"/>
       </w:tblGrid>
       <w:tr>
-        <w:tblPrEx>
-          <w:tblCellMar>
-            <w:top w:w="0" w:type="dxa"/>
-            <w:bottom w:w="0" w:type="dxa"/>
-          </w:tblCellMar>
-        </w:tblPrEx>
         <w:trPr>
           <w:trHeight w:val="270"/>
           <w:tblHeader/>
@@ -1791,12 +1762,6 @@
         </w:tc>
       </w:tr>
       <w:tr>
-        <w:tblPrEx>
-          <w:tblCellMar>
-            <w:top w:w="0" w:type="dxa"/>
-            <w:bottom w:w="0" w:type="dxa"/>
-          </w:tblCellMar>
-        </w:tblPrEx>
         <w:trPr>
           <w:trHeight w:val="306"/>
         </w:trPr>
@@ -2006,12 +1971,6 @@
         </w:tc>
       </w:tr>
       <w:tr>
-        <w:tblPrEx>
-          <w:tblCellMar>
-            <w:top w:w="0" w:type="dxa"/>
-            <w:bottom w:w="0" w:type="dxa"/>
-          </w:tblCellMar>
-        </w:tblPrEx>
         <w:trPr>
           <w:trHeight w:val="306"/>
         </w:trPr>
@@ -2200,12 +2159,6 @@
         </w:tc>
       </w:tr>
       <w:tr>
-        <w:tblPrEx>
-          <w:tblCellMar>
-            <w:top w:w="0" w:type="dxa"/>
-            <w:bottom w:w="0" w:type="dxa"/>
-          </w:tblCellMar>
-        </w:tblPrEx>
         <w:trPr>
           <w:trHeight w:val="306"/>
         </w:trPr>
@@ -2415,12 +2368,6 @@
         </w:tc>
       </w:tr>
       <w:tr>
-        <w:tblPrEx>
-          <w:tblCellMar>
-            <w:top w:w="0" w:type="dxa"/>
-            <w:bottom w:w="0" w:type="dxa"/>
-          </w:tblCellMar>
-        </w:tblPrEx>
         <w:trPr>
           <w:trHeight w:val="306"/>
         </w:trPr>
@@ -2630,12 +2577,6 @@
         </w:tc>
       </w:tr>
       <w:tr>
-        <w:tblPrEx>
-          <w:tblCellMar>
-            <w:top w:w="0" w:type="dxa"/>
-            <w:bottom w:w="0" w:type="dxa"/>
-          </w:tblCellMar>
-        </w:tblPrEx>
         <w:trPr>
           <w:trHeight w:val="306"/>
         </w:trPr>
@@ -2838,12 +2779,6 @@
         </w:tc>
       </w:tr>
       <w:tr>
-        <w:tblPrEx>
-          <w:tblCellMar>
-            <w:top w:w="0" w:type="dxa"/>
-            <w:bottom w:w="0" w:type="dxa"/>
-          </w:tblCellMar>
-        </w:tblPrEx>
         <w:trPr>
           <w:trHeight w:val="306"/>
         </w:trPr>
@@ -3032,12 +2967,6 @@
         </w:tc>
       </w:tr>
       <w:tr>
-        <w:tblPrEx>
-          <w:tblCellMar>
-            <w:top w:w="0" w:type="dxa"/>
-            <w:bottom w:w="0" w:type="dxa"/>
-          </w:tblCellMar>
-        </w:tblPrEx>
         <w:trPr>
           <w:trHeight w:val="324"/>
         </w:trPr>
@@ -3226,12 +3155,6 @@
         </w:tc>
       </w:tr>
       <w:tr>
-        <w:tblPrEx>
-          <w:tblCellMar>
-            <w:top w:w="0" w:type="dxa"/>
-            <w:bottom w:w="0" w:type="dxa"/>
-          </w:tblCellMar>
-        </w:tblPrEx>
         <w:trPr>
           <w:trHeight w:val="559"/>
         </w:trPr>
@@ -3434,12 +3357,6 @@
         </w:tc>
       </w:tr>
       <w:tr>
-        <w:tblPrEx>
-          <w:tblCellMar>
-            <w:top w:w="0" w:type="dxa"/>
-            <w:bottom w:w="0" w:type="dxa"/>
-          </w:tblCellMar>
-        </w:tblPrEx>
         <w:trPr>
           <w:trHeight w:val="306"/>
         </w:trPr>
@@ -3635,12 +3552,6 @@
         </w:tc>
       </w:tr>
       <w:tr>
-        <w:tblPrEx>
-          <w:tblCellMar>
-            <w:top w:w="0" w:type="dxa"/>
-            <w:bottom w:w="0" w:type="dxa"/>
-          </w:tblCellMar>
-        </w:tblPrEx>
         <w:trPr>
           <w:trHeight w:val="306"/>
         </w:trPr>
@@ -3836,12 +3747,6 @@
         </w:tc>
       </w:tr>
       <w:tr>
-        <w:tblPrEx>
-          <w:tblCellMar>
-            <w:top w:w="0" w:type="dxa"/>
-            <w:bottom w:w="0" w:type="dxa"/>
-          </w:tblCellMar>
-        </w:tblPrEx>
         <w:trPr>
           <w:trHeight w:val="306"/>
         </w:trPr>
@@ -4030,12 +3935,6 @@
         </w:tc>
       </w:tr>
       <w:tr>
-        <w:tblPrEx>
-          <w:tblCellMar>
-            <w:top w:w="0" w:type="dxa"/>
-            <w:bottom w:w="0" w:type="dxa"/>
-          </w:tblCellMar>
-        </w:tblPrEx>
         <w:trPr>
           <w:trHeight w:val="324"/>
         </w:trPr>
@@ -5491,12 +5390,6 @@
         <w:gridCol w:w="4110"/>
       </w:tblGrid>
       <w:tr>
-        <w:tblPrEx>
-          <w:tblCellMar>
-            <w:top w:w="0" w:type="dxa"/>
-            <w:bottom w:w="0" w:type="dxa"/>
-          </w:tblCellMar>
-        </w:tblPrEx>
         <w:trPr>
           <w:trHeight w:val="334"/>
           <w:tblHeader/>
@@ -5614,12 +5507,6 @@
         </w:tc>
       </w:tr>
       <w:tr>
-        <w:tblPrEx>
-          <w:tblCellMar>
-            <w:top w:w="0" w:type="dxa"/>
-            <w:bottom w:w="0" w:type="dxa"/>
-          </w:tblCellMar>
-        </w:tblPrEx>
         <w:trPr>
           <w:trHeight w:val="356"/>
         </w:trPr>
@@ -5731,12 +5618,6 @@
         </w:tc>
       </w:tr>
       <w:tr>
-        <w:tblPrEx>
-          <w:tblCellMar>
-            <w:top w:w="0" w:type="dxa"/>
-            <w:bottom w:w="0" w:type="dxa"/>
-          </w:tblCellMar>
-        </w:tblPrEx>
         <w:trPr>
           <w:trHeight w:val="334"/>
         </w:trPr>
@@ -5848,12 +5729,6 @@
         </w:tc>
       </w:tr>
       <w:tr>
-        <w:tblPrEx>
-          <w:tblCellMar>
-            <w:top w:w="0" w:type="dxa"/>
-            <w:bottom w:w="0" w:type="dxa"/>
-          </w:tblCellMar>
-        </w:tblPrEx>
         <w:trPr>
           <w:trHeight w:val="356"/>
         </w:trPr>
@@ -5965,12 +5840,6 @@
         </w:tc>
       </w:tr>
       <w:tr>
-        <w:tblPrEx>
-          <w:tblCellMar>
-            <w:top w:w="0" w:type="dxa"/>
-            <w:bottom w:w="0" w:type="dxa"/>
-          </w:tblCellMar>
-        </w:tblPrEx>
         <w:trPr>
           <w:trHeight w:val="334"/>
         </w:trPr>
@@ -6082,12 +5951,6 @@
         </w:tc>
       </w:tr>
       <w:tr>
-        <w:tblPrEx>
-          <w:tblCellMar>
-            <w:top w:w="0" w:type="dxa"/>
-            <w:bottom w:w="0" w:type="dxa"/>
-          </w:tblCellMar>
-        </w:tblPrEx>
         <w:trPr>
           <w:trHeight w:val="356"/>
         </w:trPr>
@@ -6199,12 +6062,6 @@
         </w:tc>
       </w:tr>
       <w:tr>
-        <w:tblPrEx>
-          <w:tblCellMar>
-            <w:top w:w="0" w:type="dxa"/>
-            <w:bottom w:w="0" w:type="dxa"/>
-          </w:tblCellMar>
-        </w:tblPrEx>
         <w:trPr>
           <w:trHeight w:val="693"/>
         </w:trPr>
@@ -6316,12 +6173,6 @@
         </w:tc>
       </w:tr>
       <w:tr>
-        <w:tblPrEx>
-          <w:tblCellMar>
-            <w:top w:w="0" w:type="dxa"/>
-            <w:bottom w:w="0" w:type="dxa"/>
-          </w:tblCellMar>
-        </w:tblPrEx>
         <w:trPr>
           <w:trHeight w:val="693"/>
         </w:trPr>
@@ -6478,12 +6329,6 @@
         </w:tc>
       </w:tr>
       <w:tr>
-        <w:tblPrEx>
-          <w:tblCellMar>
-            <w:top w:w="0" w:type="dxa"/>
-            <w:bottom w:w="0" w:type="dxa"/>
-          </w:tblCellMar>
-        </w:tblPrEx>
         <w:trPr>
           <w:trHeight w:val="693"/>
         </w:trPr>
@@ -6604,12 +6449,6 @@
         </w:tc>
       </w:tr>
       <w:tr>
-        <w:tblPrEx>
-          <w:tblCellMar>
-            <w:top w:w="0" w:type="dxa"/>
-            <w:bottom w:w="0" w:type="dxa"/>
-          </w:tblCellMar>
-        </w:tblPrEx>
         <w:trPr>
           <w:trHeight w:val="671"/>
         </w:trPr>
@@ -6748,12 +6587,6 @@
         </w:tc>
       </w:tr>
       <w:tr>
-        <w:tblPrEx>
-          <w:tblCellMar>
-            <w:top w:w="0" w:type="dxa"/>
-            <w:bottom w:w="0" w:type="dxa"/>
-          </w:tblCellMar>
-        </w:tblPrEx>
         <w:trPr>
           <w:trHeight w:val="356"/>
         </w:trPr>
@@ -6874,12 +6707,6 @@
         </w:tc>
       </w:tr>
       <w:tr>
-        <w:tblPrEx>
-          <w:tblCellMar>
-            <w:top w:w="0" w:type="dxa"/>
-            <w:bottom w:w="0" w:type="dxa"/>
-          </w:tblCellMar>
-        </w:tblPrEx>
         <w:trPr>
           <w:trHeight w:val="693"/>
         </w:trPr>
@@ -7027,12 +6854,6 @@
         </w:tc>
       </w:tr>
       <w:tr>
-        <w:tblPrEx>
-          <w:tblCellMar>
-            <w:top w:w="0" w:type="dxa"/>
-            <w:bottom w:w="0" w:type="dxa"/>
-          </w:tblCellMar>
-        </w:tblPrEx>
         <w:trPr>
           <w:trHeight w:val="693"/>
         </w:trPr>
@@ -7689,14 +7510,7 @@
           <w:sz w:val="28"/>
           <w:szCs w:val="28"/>
         </w:rPr>
-        <w:t>:</w:t>
-      </w:r>
-      <w:r>
-        <w:rPr>
-          <w:sz w:val="28"/>
-          <w:szCs w:val="28"/>
-        </w:rPr>
-        <w:t xml:space="preserve"> i parametri di connessione vivono in </w:t>
+        <w:t xml:space="preserve">: i parametri di connessione vivono in </w:t>
       </w:r>
       <w:proofErr w:type="spellStart"/>
       <w:r>
@@ -7714,21 +7528,7 @@
           <w:sz w:val="28"/>
           <w:szCs w:val="28"/>
         </w:rPr>
-        <w:t xml:space="preserve"> fuori dal repository (RNF-8</w:t>
-      </w:r>
-      <w:r>
-        <w:rPr>
-          <w:sz w:val="28"/>
-          <w:szCs w:val="28"/>
-        </w:rPr>
-        <w:t>);</w:t>
-      </w:r>
-      <w:r>
-        <w:rPr>
-          <w:sz w:val="28"/>
-          <w:szCs w:val="28"/>
-        </w:rPr>
-        <w:t xml:space="preserve"> </w:t>
+        <w:t xml:space="preserve"> fuori dal repository (RNF-8); </w:t>
       </w:r>
       <w:proofErr w:type="spellStart"/>
       <w:r>
@@ -7860,12 +7660,6 @@
         <w:gridCol w:w="5362"/>
       </w:tblGrid>
       <w:tr>
-        <w:tblPrEx>
-          <w:tblCellMar>
-            <w:top w:w="0" w:type="dxa"/>
-            <w:bottom w:w="0" w:type="dxa"/>
-          </w:tblCellMar>
-        </w:tblPrEx>
         <w:trPr>
           <w:tblHeader/>
         </w:trPr>
@@ -7982,12 +7776,6 @@
         </w:tc>
       </w:tr>
       <w:tr>
-        <w:tblPrEx>
-          <w:tblCellMar>
-            <w:top w:w="0" w:type="dxa"/>
-            <w:bottom w:w="0" w:type="dxa"/>
-          </w:tblCellMar>
-        </w:tblPrEx>
         <w:tc>
           <w:tcPr>
             <w:tcW w:w="2053" w:type="dxa"/>
@@ -8101,12 +7889,6 @@
         </w:tc>
       </w:tr>
       <w:tr>
-        <w:tblPrEx>
-          <w:tblCellMar>
-            <w:top w:w="0" w:type="dxa"/>
-            <w:bottom w:w="0" w:type="dxa"/>
-          </w:tblCellMar>
-        </w:tblPrEx>
         <w:tc>
           <w:tcPr>
             <w:tcW w:w="2053" w:type="dxa"/>
@@ -8211,12 +7993,6 @@
         </w:tc>
       </w:tr>
       <w:tr>
-        <w:tblPrEx>
-          <w:tblCellMar>
-            <w:top w:w="0" w:type="dxa"/>
-            <w:bottom w:w="0" w:type="dxa"/>
-          </w:tblCellMar>
-        </w:tblPrEx>
         <w:tc>
           <w:tcPr>
             <w:tcW w:w="2053" w:type="dxa"/>
@@ -8330,12 +8106,6 @@
         </w:tc>
       </w:tr>
       <w:tr>
-        <w:tblPrEx>
-          <w:tblCellMar>
-            <w:top w:w="0" w:type="dxa"/>
-            <w:bottom w:w="0" w:type="dxa"/>
-          </w:tblCellMar>
-        </w:tblPrEx>
         <w:tc>
           <w:tcPr>
             <w:tcW w:w="2053" w:type="dxa"/>
@@ -8506,12 +8276,6 @@
         </w:tc>
       </w:tr>
       <w:tr>
-        <w:tblPrEx>
-          <w:tblCellMar>
-            <w:top w:w="0" w:type="dxa"/>
-            <w:bottom w:w="0" w:type="dxa"/>
-          </w:tblCellMar>
-        </w:tblPrEx>
         <w:tc>
           <w:tcPr>
             <w:tcW w:w="2053" w:type="dxa"/>
@@ -8625,12 +8389,6 @@
         </w:tc>
       </w:tr>
       <w:tr>
-        <w:tblPrEx>
-          <w:tblCellMar>
-            <w:top w:w="0" w:type="dxa"/>
-            <w:bottom w:w="0" w:type="dxa"/>
-          </w:tblCellMar>
-        </w:tblPrEx>
         <w:tc>
           <w:tcPr>
             <w:tcW w:w="2053" w:type="dxa"/>
@@ -8737,12 +8495,6 @@
         </w:tc>
       </w:tr>
       <w:tr>
-        <w:tblPrEx>
-          <w:tblCellMar>
-            <w:top w:w="0" w:type="dxa"/>
-            <w:bottom w:w="0" w:type="dxa"/>
-          </w:tblCellMar>
-        </w:tblPrEx>
         <w:tc>
           <w:tcPr>
             <w:tcW w:w="2053" w:type="dxa"/>
@@ -8849,12 +8601,6 @@
         </w:tc>
       </w:tr>
       <w:tr>
-        <w:tblPrEx>
-          <w:tblCellMar>
-            <w:top w:w="0" w:type="dxa"/>
-            <w:bottom w:w="0" w:type="dxa"/>
-          </w:tblCellMar>
-        </w:tblPrEx>
         <w:tc>
           <w:tcPr>
             <w:tcW w:w="2053" w:type="dxa"/>
@@ -8961,12 +8707,6 @@
         </w:tc>
       </w:tr>
       <w:tr>
-        <w:tblPrEx>
-          <w:tblCellMar>
-            <w:top w:w="0" w:type="dxa"/>
-            <w:bottom w:w="0" w:type="dxa"/>
-          </w:tblCellMar>
-        </w:tblPrEx>
         <w:tc>
           <w:tcPr>
             <w:tcW w:w="2053" w:type="dxa"/>
@@ -9121,12 +8861,6 @@
         </w:tc>
       </w:tr>
       <w:tr>
-        <w:tblPrEx>
-          <w:tblCellMar>
-            <w:top w:w="0" w:type="dxa"/>
-            <w:bottom w:w="0" w:type="dxa"/>
-          </w:tblCellMar>
-        </w:tblPrEx>
         <w:tc>
           <w:tcPr>
             <w:tcW w:w="2053" w:type="dxa"/>
